--- a/Templates/Банкротство/Инициирование/ЮЛ/Самобанкрот/Незалог/Реструктуризация/Реструктуризация полный текст самобанкротство.docx
+++ b/Templates/Банкротство/Инициирование/ЮЛ/Самобанкрот/Незалог/Реструктуризация/Реструктуризация полный текст самобанкротство.docx
@@ -11,56 +11,6 @@
           <w:sz w:val="20"/>
         </w:rPr>
       </w:pPr>
-      <w:r>
-        <w:rPr>
-          <w:noProof/>
-          <w:sz w:val="20"/>
-          <w:lang w:eastAsia="ru-RU"/>
-        </w:rPr>
-        <w:drawing>
-          <wp:anchor distT="0" distB="0" distL="0" distR="0" simplePos="0" relativeHeight="15728640" behindDoc="0" locked="0" layoutInCell="1" allowOverlap="1" wp14:anchorId="3C9A7EBD" wp14:editId="0DFCED1C">
-            <wp:simplePos x="0" y="0"/>
-            <wp:positionH relativeFrom="page">
-              <wp:posOffset>444577</wp:posOffset>
-            </wp:positionH>
-            <wp:positionV relativeFrom="page">
-              <wp:posOffset>444577</wp:posOffset>
-            </wp:positionV>
-            <wp:extent cx="628904" cy="628904"/>
-            <wp:effectExtent l="0" t="0" r="0" b="0"/>
-            <wp:wrapNone/>
-            <wp:docPr id="2" name="Image 2"/>
-            <wp:cNvGraphicFramePr>
-              <a:graphicFrameLocks xmlns:a="http://schemas.openxmlformats.org/drawingml/2006/main"/>
-            </wp:cNvGraphicFramePr>
-            <a:graphic xmlns:a="http://schemas.openxmlformats.org/drawingml/2006/main">
-              <a:graphicData uri="http://schemas.openxmlformats.org/drawingml/2006/picture">
-                <pic:pic xmlns:pic="http://schemas.openxmlformats.org/drawingml/2006/picture">
-                  <pic:nvPicPr>
-                    <pic:cNvPr id="2" name="Image 2"/>
-                    <pic:cNvPicPr/>
-                  </pic:nvPicPr>
-                  <pic:blipFill>
-                    <a:blip r:embed="rId6" cstate="print"/>
-                    <a:stretch>
-                      <a:fillRect/>
-                    </a:stretch>
-                  </pic:blipFill>
-                  <pic:spPr>
-                    <a:xfrm>
-                      <a:off x="0" y="0"/>
-                      <a:ext cx="628904" cy="628904"/>
-                    </a:xfrm>
-                    <a:prstGeom prst="rect">
-                      <a:avLst/>
-                    </a:prstGeom>
-                  </pic:spPr>
-                </pic:pic>
-              </a:graphicData>
-            </a:graphic>
-          </wp:anchor>
-        </w:drawing>
-      </w:r>
     </w:p>
     <w:p>
       <w:pPr>
@@ -1896,7 +1846,7 @@
                               <w:spacing w:val="-2"/>
                               <w:sz w:val="20"/>
                             </w:rPr>
-                            <w:t>*****</w:t>
+                            <w:t/>
                           </w:r>
                         </w:p>
                       </w:txbxContent>
@@ -1932,7 +1882,7 @@
                         <w:spacing w:val="-2"/>
                         <w:sz w:val="20"/>
                       </w:rPr>
-                      <w:t>*****</w:t>
+                      <w:t/>
                     </w:r>
                   </w:p>
                 </w:txbxContent>
